--- a/examen (1).docx
+++ b/examen (1).docx
@@ -2992,7 +2992,7 @@
     <w:p>
       <w:r>
         <w:pict w14:anchorId="27D092F9">
-          <v:rect id="_x0000_i1259" style="width:0;height:1.5pt" o:hralign="center" o:hrstd="t" o:hr="t" fillcolor="#a0a0a0" stroked="f"/>
+          <v:rect id="_x0000_i1025" style="width:0;height:1.5pt" o:hralign="center" o:hrstd="t" o:hr="t" fillcolor="#a0a0a0" stroked="f"/>
         </w:pict>
       </w:r>
     </w:p>
@@ -3044,7 +3044,7 @@
     <w:p>
       <w:r>
         <w:pict w14:anchorId="07A3126F">
-          <v:rect id="_x0000_i1260" style="width:0;height:1.5pt" o:hralign="center" o:hrstd="t" o:hr="t" fillcolor="#a0a0a0" stroked="f"/>
+          <v:rect id="_x0000_i1026" style="width:0;height:1.5pt" o:hralign="center" o:hrstd="t" o:hr="t" fillcolor="#a0a0a0" stroked="f"/>
         </w:pict>
       </w:r>
     </w:p>
@@ -3122,7 +3122,7 @@
     <w:p>
       <w:r>
         <w:pict w14:anchorId="1606D3BD">
-          <v:rect id="_x0000_i1261" style="width:0;height:1.5pt" o:hralign="center" o:hrstd="t" o:hr="t" fillcolor="#a0a0a0" stroked="f"/>
+          <v:rect id="_x0000_i1027" style="width:0;height:1.5pt" o:hralign="center" o:hrstd="t" o:hr="t" fillcolor="#a0a0a0" stroked="f"/>
         </w:pict>
       </w:r>
     </w:p>
@@ -3170,7 +3170,7 @@
     <w:p>
       <w:r>
         <w:pict w14:anchorId="1EF5C1F8">
-          <v:rect id="_x0000_i1262" style="width:0;height:1.5pt" o:hralign="center" o:hrstd="t" o:hr="t" fillcolor="#a0a0a0" stroked="f"/>
+          <v:rect id="_x0000_i1028" style="width:0;height:1.5pt" o:hralign="center" o:hrstd="t" o:hr="t" fillcolor="#a0a0a0" stroked="f"/>
         </w:pict>
       </w:r>
     </w:p>
@@ -3218,7 +3218,7 @@
     <w:p>
       <w:r>
         <w:pict w14:anchorId="551F056F">
-          <v:rect id="_x0000_i1263" style="width:0;height:1.5pt" o:hralign="center" o:hrstd="t" o:hr="t" fillcolor="#a0a0a0" stroked="f"/>
+          <v:rect id="_x0000_i1029" style="width:0;height:1.5pt" o:hralign="center" o:hrstd="t" o:hr="t" fillcolor="#a0a0a0" stroked="f"/>
         </w:pict>
       </w:r>
     </w:p>
@@ -3261,7 +3261,7 @@
     <w:p>
       <w:r>
         <w:pict w14:anchorId="222051F6">
-          <v:rect id="_x0000_i1264" style="width:0;height:1.5pt" o:hralign="center" o:hrstd="t" o:hr="t" fillcolor="#a0a0a0" stroked="f"/>
+          <v:rect id="_x0000_i1030" style="width:0;height:1.5pt" o:hralign="center" o:hrstd="t" o:hr="t" fillcolor="#a0a0a0" stroked="f"/>
         </w:pict>
       </w:r>
     </w:p>
@@ -3298,7 +3298,7 @@
     <w:p>
       <w:r>
         <w:pict w14:anchorId="4CF50DA7">
-          <v:rect id="_x0000_i1265" style="width:0;height:1.5pt" o:hralign="center" o:hrstd="t" o:hr="t" fillcolor="#a0a0a0" stroked="f"/>
+          <v:rect id="_x0000_i1031" style="width:0;height:1.5pt" o:hralign="center" o:hrstd="t" o:hr="t" fillcolor="#a0a0a0" stroked="f"/>
         </w:pict>
       </w:r>
     </w:p>
@@ -3346,7 +3346,7 @@
     <w:p>
       <w:r>
         <w:pict w14:anchorId="70199DDA">
-          <v:rect id="_x0000_i1266" style="width:0;height:1.5pt" o:hralign="center" o:hrstd="t" o:hr="t" fillcolor="#a0a0a0" stroked="f"/>
+          <v:rect id="_x0000_i1032" style="width:0;height:1.5pt" o:hralign="center" o:hrstd="t" o:hr="t" fillcolor="#a0a0a0" stroked="f"/>
         </w:pict>
       </w:r>
     </w:p>
@@ -3383,7 +3383,7 @@
     <w:p>
       <w:r>
         <w:pict w14:anchorId="21C99A66">
-          <v:rect id="_x0000_i1267" style="width:0;height:1.5pt" o:hralign="center" o:hrstd="t" o:hr="t" fillcolor="#a0a0a0" stroked="f"/>
+          <v:rect id="_x0000_i1033" style="width:0;height:1.5pt" o:hralign="center" o:hrstd="t" o:hr="t" fillcolor="#a0a0a0" stroked="f"/>
         </w:pict>
       </w:r>
     </w:p>
@@ -3691,6 +3691,331 @@
     <w:p>
       <w:pPr>
         <w:pStyle w:val="Subttulo"/>
+        <w:rPr>
+          <w:lang w:val="es-ES"/>
+        </w:rPr>
+      </w:pPr>
+      <w:r>
+        <w:rPr>
+          <w:lang w:val="es-ES"/>
+        </w:rPr>
+        <w:t>9.Recomendaciones de la IA</w:t>
+      </w:r>
+    </w:p>
+    <w:p>
+      <w:pPr>
+        <w:rPr>
+          <w:lang w:val="es-ES"/>
+        </w:rPr>
+      </w:pPr>
+      <w:r>
+        <w:rPr>
+          <w:lang w:val="es-ES"/>
+        </w:rPr>
+        <w:t xml:space="preserve">Implementación de </w:t>
+      </w:r>
+      <w:proofErr w:type="gramStart"/>
+      <w:r>
+        <w:rPr>
+          <w:lang w:val="es-ES"/>
+        </w:rPr>
+        <w:t>round</w:t>
+      </w:r>
+      <w:proofErr w:type="gramEnd"/>
+    </w:p>
+    <w:p>
+      <w:pPr>
+        <w:rPr>
+          <w:lang w:val="es-ES"/>
+        </w:rPr>
+      </w:pPr>
+    </w:p>
+    <w:p>
+      <w:pPr>
+        <w:rPr>
+          <w:lang w:val="es-ES"/>
+        </w:rPr>
+      </w:pPr>
+      <w:r>
+        <w:rPr>
+          <w:noProof/>
+          <w:lang w:val="es-ES"/>
+        </w:rPr>
+        <w:drawing>
+          <wp:inline distT="0" distB="0" distL="0" distR="0" wp14:anchorId="553F8DC8" wp14:editId="2F503DA2">
+            <wp:extent cx="5612130" cy="3110865"/>
+            <wp:effectExtent l="0" t="0" r="7620" b="0"/>
+            <wp:docPr id="198963804" name="Imagen 1"/>
+            <wp:cNvGraphicFramePr>
+              <a:graphicFrameLocks xmlns:a="http://schemas.openxmlformats.org/drawingml/2006/main" noChangeAspect="1"/>
+            </wp:cNvGraphicFramePr>
+            <a:graphic xmlns:a="http://schemas.openxmlformats.org/drawingml/2006/main">
+              <a:graphicData uri="http://schemas.openxmlformats.org/drawingml/2006/picture">
+                <pic:pic xmlns:pic="http://schemas.openxmlformats.org/drawingml/2006/picture">
+                  <pic:nvPicPr>
+                    <pic:cNvPr id="198963804" name="Imagen 198963804"/>
+                    <pic:cNvPicPr/>
+                  </pic:nvPicPr>
+                  <pic:blipFill>
+                    <a:blip r:embed="rId9">
+                      <a:extLst>
+                        <a:ext uri="{28A0092B-C50C-407E-A947-70E740481C1C}">
+                          <a14:useLocalDpi xmlns:a14="http://schemas.microsoft.com/office/drawing/2010/main" val="0"/>
+                        </a:ext>
+                      </a:extLst>
+                    </a:blip>
+                    <a:stretch>
+                      <a:fillRect/>
+                    </a:stretch>
+                  </pic:blipFill>
+                  <pic:spPr>
+                    <a:xfrm>
+                      <a:off x="0" y="0"/>
+                      <a:ext cx="5612130" cy="3110865"/>
+                    </a:xfrm>
+                    <a:prstGeom prst="rect">
+                      <a:avLst/>
+                    </a:prstGeom>
+                  </pic:spPr>
+                </pic:pic>
+              </a:graphicData>
+            </a:graphic>
+          </wp:inline>
+        </w:drawing>
+      </w:r>
+    </w:p>
+    <w:p>
+      <w:pPr>
+        <w:rPr>
+          <w:lang w:val="es-ES"/>
+        </w:rPr>
+      </w:pPr>
+    </w:p>
+    <w:p>
+      <w:pPr>
+        <w:rPr>
+          <w:lang w:val="es-ES"/>
+        </w:rPr>
+      </w:pPr>
+      <w:r>
+        <w:rPr>
+          <w:lang w:val="es-ES"/>
+        </w:rPr>
+        <w:t>Validaciones de error.</w:t>
+      </w:r>
+    </w:p>
+    <w:p>
+      <w:pPr>
+        <w:rPr>
+          <w:lang w:val="es-ES"/>
+        </w:rPr>
+      </w:pPr>
+      <w:r>
+        <w:rPr>
+          <w:noProof/>
+          <w:lang w:val="es-ES"/>
+        </w:rPr>
+        <w:drawing>
+          <wp:inline distT="0" distB="0" distL="0" distR="0" wp14:anchorId="30E44234" wp14:editId="33E5B94F">
+            <wp:extent cx="5612130" cy="4141470"/>
+            <wp:effectExtent l="0" t="0" r="7620" b="0"/>
+            <wp:docPr id="1702636757" name="Imagen 3"/>
+            <wp:cNvGraphicFramePr>
+              <a:graphicFrameLocks xmlns:a="http://schemas.openxmlformats.org/drawingml/2006/main" noChangeAspect="1"/>
+            </wp:cNvGraphicFramePr>
+            <a:graphic xmlns:a="http://schemas.openxmlformats.org/drawingml/2006/main">
+              <a:graphicData uri="http://schemas.openxmlformats.org/drawingml/2006/picture">
+                <pic:pic xmlns:pic="http://schemas.openxmlformats.org/drawingml/2006/picture">
+                  <pic:nvPicPr>
+                    <pic:cNvPr id="1702636757" name="Imagen 1702636757"/>
+                    <pic:cNvPicPr/>
+                  </pic:nvPicPr>
+                  <pic:blipFill>
+                    <a:blip r:embed="rId10">
+                      <a:extLst>
+                        <a:ext uri="{28A0092B-C50C-407E-A947-70E740481C1C}">
+                          <a14:useLocalDpi xmlns:a14="http://schemas.microsoft.com/office/drawing/2010/main" val="0"/>
+                        </a:ext>
+                      </a:extLst>
+                    </a:blip>
+                    <a:stretch>
+                      <a:fillRect/>
+                    </a:stretch>
+                  </pic:blipFill>
+                  <pic:spPr>
+                    <a:xfrm>
+                      <a:off x="0" y="0"/>
+                      <a:ext cx="5612130" cy="4141470"/>
+                    </a:xfrm>
+                    <a:prstGeom prst="rect">
+                      <a:avLst/>
+                    </a:prstGeom>
+                  </pic:spPr>
+                </pic:pic>
+              </a:graphicData>
+            </a:graphic>
+          </wp:inline>
+        </w:drawing>
+      </w:r>
+    </w:p>
+    <w:p>
+      <w:pPr>
+        <w:rPr>
+          <w:lang w:val="es-ES"/>
+        </w:rPr>
+      </w:pPr>
+    </w:p>
+    <w:p>
+      <w:pPr>
+        <w:rPr>
+          <w:lang w:val="es-ES"/>
+        </w:rPr>
+      </w:pPr>
+    </w:p>
+    <w:p>
+      <w:pPr>
+        <w:rPr>
+          <w:lang w:val="es-ES"/>
+        </w:rPr>
+      </w:pPr>
+      <w:r>
+        <w:rPr>
+          <w:noProof/>
+          <w:lang w:val="es-ES"/>
+        </w:rPr>
+        <w:drawing>
+          <wp:inline distT="0" distB="0" distL="0" distR="0" wp14:anchorId="46B3E7AC" wp14:editId="2F94E6A8">
+            <wp:extent cx="5612130" cy="2604135"/>
+            <wp:effectExtent l="0" t="0" r="7620" b="5715"/>
+            <wp:docPr id="660273515" name="Imagen 4"/>
+            <wp:cNvGraphicFramePr>
+              <a:graphicFrameLocks xmlns:a="http://schemas.openxmlformats.org/drawingml/2006/main" noChangeAspect="1"/>
+            </wp:cNvGraphicFramePr>
+            <a:graphic xmlns:a="http://schemas.openxmlformats.org/drawingml/2006/main">
+              <a:graphicData uri="http://schemas.openxmlformats.org/drawingml/2006/picture">
+                <pic:pic xmlns:pic="http://schemas.openxmlformats.org/drawingml/2006/picture">
+                  <pic:nvPicPr>
+                    <pic:cNvPr id="660273515" name="Imagen 660273515"/>
+                    <pic:cNvPicPr/>
+                  </pic:nvPicPr>
+                  <pic:blipFill>
+                    <a:blip r:embed="rId11">
+                      <a:extLst>
+                        <a:ext uri="{28A0092B-C50C-407E-A947-70E740481C1C}">
+                          <a14:useLocalDpi xmlns:a14="http://schemas.microsoft.com/office/drawing/2010/main" val="0"/>
+                        </a:ext>
+                      </a:extLst>
+                    </a:blip>
+                    <a:stretch>
+                      <a:fillRect/>
+                    </a:stretch>
+                  </pic:blipFill>
+                  <pic:spPr>
+                    <a:xfrm>
+                      <a:off x="0" y="0"/>
+                      <a:ext cx="5612130" cy="2604135"/>
+                    </a:xfrm>
+                    <a:prstGeom prst="rect">
+                      <a:avLst/>
+                    </a:prstGeom>
+                  </pic:spPr>
+                </pic:pic>
+              </a:graphicData>
+            </a:graphic>
+          </wp:inline>
+        </w:drawing>
+      </w:r>
+    </w:p>
+    <w:p>
+      <w:pPr>
+        <w:rPr>
+          <w:lang w:val="es-ES"/>
+        </w:rPr>
+      </w:pPr>
+    </w:p>
+    <w:p>
+      <w:pPr>
+        <w:rPr>
+          <w:lang w:val="es-ES"/>
+        </w:rPr>
+      </w:pPr>
+      <w:r>
+        <w:rPr>
+          <w:lang w:val="es-ES"/>
+        </w:rPr>
+        <w:t>Validación de pruebas</w:t>
+      </w:r>
+    </w:p>
+    <w:p>
+      <w:pPr>
+        <w:rPr>
+          <w:lang w:val="es-ES"/>
+        </w:rPr>
+      </w:pPr>
+    </w:p>
+    <w:p>
+      <w:pPr>
+        <w:rPr>
+          <w:lang w:val="es-ES"/>
+        </w:rPr>
+      </w:pPr>
+    </w:p>
+    <w:p>
+      <w:pPr>
+        <w:rPr>
+          <w:lang w:val="es-ES"/>
+        </w:rPr>
+      </w:pPr>
+      <w:r>
+        <w:rPr>
+          <w:noProof/>
+          <w:lang w:val="es-ES"/>
+        </w:rPr>
+        <w:drawing>
+          <wp:inline distT="0" distB="0" distL="0" distR="0" wp14:anchorId="2AEC9BCD" wp14:editId="06F22F95">
+            <wp:extent cx="5612130" cy="3790950"/>
+            <wp:effectExtent l="0" t="0" r="7620" b="0"/>
+            <wp:docPr id="444652650" name="Imagen 2"/>
+            <wp:cNvGraphicFramePr>
+              <a:graphicFrameLocks xmlns:a="http://schemas.openxmlformats.org/drawingml/2006/main" noChangeAspect="1"/>
+            </wp:cNvGraphicFramePr>
+            <a:graphic xmlns:a="http://schemas.openxmlformats.org/drawingml/2006/main">
+              <a:graphicData uri="http://schemas.openxmlformats.org/drawingml/2006/picture">
+                <pic:pic xmlns:pic="http://schemas.openxmlformats.org/drawingml/2006/picture">
+                  <pic:nvPicPr>
+                    <pic:cNvPr id="444652650" name="Imagen 444652650"/>
+                    <pic:cNvPicPr/>
+                  </pic:nvPicPr>
+                  <pic:blipFill>
+                    <a:blip r:embed="rId12">
+                      <a:extLst>
+                        <a:ext uri="{28A0092B-C50C-407E-A947-70E740481C1C}">
+                          <a14:useLocalDpi xmlns:a14="http://schemas.microsoft.com/office/drawing/2010/main" val="0"/>
+                        </a:ext>
+                      </a:extLst>
+                    </a:blip>
+                    <a:stretch>
+                      <a:fillRect/>
+                    </a:stretch>
+                  </pic:blipFill>
+                  <pic:spPr>
+                    <a:xfrm>
+                      <a:off x="0" y="0"/>
+                      <a:ext cx="5612130" cy="3790950"/>
+                    </a:xfrm>
+                    <a:prstGeom prst="rect">
+                      <a:avLst/>
+                    </a:prstGeom>
+                  </pic:spPr>
+                </pic:pic>
+              </a:graphicData>
+            </a:graphic>
+          </wp:inline>
+        </w:drawing>
+      </w:r>
+    </w:p>
+    <w:p>
+      <w:pPr>
         <w:rPr>
           <w:lang w:val="es-ES"/>
         </w:rPr>
